--- a/policies/build/sop_record_masters/AAC/SOP_AAC.5.d_e_f_g_i_imaging_services.docx
+++ b/policies/build/sop_record_masters/AAC/SOP_AAC.5.d_e_f_g_i_imaging_services.docx
@@ -42,7 +42,7 @@
           </w:p>
           <w:p>
             <w:r>
-              <w:t>This SOP covers five connected imaging requirements in one place: speed, safety-critical communication, outsourcing checks, image quality, and equipment/radiation safety. If you're new to this SOP: radiation-safety compliance is a statutory obligation under the Atomic Energy (Radiation Protection) Rules, 2004, not an optional NABH add-on — it applies whether or not an assessor is checking.</w:t>
+              <w:t>This SOP covers six connected imaging requirements in one place: patient safety screening, speed, safety-critical communication with escalation, outsourcing checks, image quality, and equipment/radiation safety including downtime. If you're new to this SOP: radiation-safety compliance is a statutory obligation under the Atomic Energy (Radiation Protection) Rules, 2004, not an optional NABH add-on — it applies whether or not an assessor is checking, and so does the pregnancy/allergy screen before a study proceeds.</w:t>
             </w:r>
           </w:p>
         </w:tc>
@@ -208,7 +208,7 @@
     </w:p>
     <w:p>
       <w:r>
-        <w:t>This SOP sets out how «Hospital Name» ensures imaging results are available within a defined time frame, critical imaging findings are intimated immediately, outsourced imaging services are selected on quality assurance grounds, an imaging quality assurance programme is implemented, and imaging equipment is calibrated and maintained — including compliance with statutory radiation-safety requirements.</w:t>
+        <w:t>This SOP sets out how «Hospital Name» ensures imaging results are available within a defined time frame, critical imaging findings are intimated immediately with escalation if the first attempt fails, outsourced imaging services are selected on quality assurance grounds, patients are screened for imaging-specific safety risks before the study, an imaging quality assurance programme is implemented, and imaging equipment is calibrated and maintained — including compliance with statutory radiation-safety requirements and a documented contingency when equipment is down.</w:t>
       </w:r>
     </w:p>
     <w:p>
@@ -240,7 +240,7 @@
         <w:t xml:space="preserve">Imaging In-Charge: </w:t>
       </w:r>
       <w:r>
-        <w:t>monitors turnaround time, maintains the critical-finding list, runs the imaging QA programme, and maintains the equipment calibration schedule including statutory radiation-safety compliance.</w:t>
+        <w:t>monitors turnaround time, maintains the critical-finding list, runs the pre-imaging safety screen, runs the imaging QA programme, and maintains the equipment calibration schedule including statutory radiation-safety compliance and downtime contingency.</w:t>
       </w:r>
     </w:p>
     <w:p>
@@ -267,7 +267,7 @@
         <w:pStyle w:val="Heading2"/>
       </w:pPr>
       <w:r>
-        <w:t>4.1 Turnaround time and critical results</w:t>
+        <w:t>4.1 Screen the patient before imaging</w:t>
       </w:r>
     </w:p>
     <w:p>
@@ -278,7 +278,36 @@
         <w:t xml:space="preserve">Why this step matters: </w:t>
       </w:r>
       <w:r>
-        <w:t>An imaging finding that could change immediate management — a pneumothorax, a fracture needing urgent reduction — is only useful if it reaches the clinician fast, not whenever the report happens to be typed up.</w:t>
+        <w:t>An imaging study that goes ahead without checking whether it's actually safe for this particular patient — an unnecessary radiation exposure to a pregnant patient, a contrast study on someone with a known allergy — turns a diagnostic step into the injury it was meant to help prevent.</w:t>
+      </w:r>
+    </w:p>
+    <w:p>
+      <w:r>
+        <w:t>1. Before any radiation-based study, pregnancy status is screened and documented for a patient of childbearing age, per the ALARA (as low as reasonably achievable) principle.</w:t>
+      </w:r>
+    </w:p>
+    <w:p>
+      <w:r>
+        <w:t>2. Before any contrast-enhanced study, known allergy and relevant renal history are screened and documented. (Record 1)</w:t>
+      </w:r>
+    </w:p>
+    <w:p>
+      <w:pPr>
+        <w:pStyle w:val="Heading2"/>
+      </w:pPr>
+      <w:r>
+        <w:t>4.2 Turnaround time and critical results, with escalation</w:t>
+      </w:r>
+    </w:p>
+    <w:p>
+      <w:r>
+        <w:rPr>
+          <w:b/>
+        </w:rPr>
+        <w:t xml:space="preserve">Why this step matters: </w:t>
+      </w:r>
+      <w:r>
+        <w:t>An imaging finding that could change immediate management — a pneumothorax, a fracture needing urgent reduction — is only useful if it reaches the clinician fast, and a single unanswered call cannot be where that process stops.</w:t>
       </w:r>
     </w:p>
     <w:p>
@@ -288,7 +317,12 @@
     </w:p>
     <w:p>
       <w:r>
-        <w:t>2. Critical imaging findings are defined on a written list and communicated directly to the treating clinician immediately, with the communication logged. (Record 1-2)</w:t>
+        <w:t>2. Critical imaging findings are defined on a written list and communicated directly to the treating clinician immediately, with the communication logged.</w:t>
+      </w:r>
+    </w:p>
+    <w:p>
+      <w:r>
+        <w:t>3. If the treating clinician cannot be reached within a defined time, the Imaging In-Charge escalates to the next person on the on-call list, with every attempt logged. (Record 2-3)</w:t>
       </w:r>
     </w:p>
     <w:p>
@@ -296,7 +330,7 @@
         <w:pStyle w:val="Heading2"/>
       </w:pPr>
       <w:r>
-        <w:t>4.2 Outsourcing imaging services</w:t>
+        <w:t>4.3 Outsourcing imaging services</w:t>
       </w:r>
     </w:p>
     <w:p>
@@ -317,7 +351,7 @@
     </w:p>
     <w:p>
       <w:r>
-        <w:t>2. The approved outsourced-imaging list is reviewed at least annually. (Record 3)</w:t>
+        <w:t>2. The approved outsourced-imaging list is reviewed at least annually. (Record 4)</w:t>
       </w:r>
     </w:p>
     <w:p>
@@ -354,7 +388,7 @@
         <w:pStyle w:val="Heading2"/>
       </w:pPr>
       <w:r>
-        <w:t>4.3 Quality assurance, calibration and radiation safety</w:t>
+        <w:t>4.4 Quality assurance, calibration, radiation safety, and downtime</w:t>
       </w:r>
     </w:p>
     <w:p>
@@ -365,7 +399,7 @@
         <w:t xml:space="preserve">Why this step matters: </w:t>
       </w:r>
       <w:r>
-        <w:t>Imaging equipment that is neither quality-checked nor calibrated can produce a misleading image, and unmanaged radiation output is a statutory safety failure on top of a clinical one — both are checked together here.</w:t>
+        <w:t>Imaging equipment that is neither quality-checked nor calibrated can produce a misleading image, unmanaged radiation output is a statutory safety failure on top of a clinical one, and equipment taken offline with no plan turns a technical fault into an access gap.</w:t>
       </w:r>
     </w:p>
     <w:p>
@@ -375,12 +409,17 @@
     </w:p>
     <w:p>
       <w:r>
-        <w:t>2. Every imaging equipment item has a defined calibration and preventive-maintenance schedule, carried out and logged, with equipment taken out of service if found out of calibration.</w:t>
+        <w:t>2. Every imaging equipment item has a defined calibration and preventive-maintenance schedule, carried out and logged, with equipment taken out of service immediately if found out of calibration.</w:t>
       </w:r>
     </w:p>
     <w:p>
       <w:r>
-        <w:t>3. Radiation-safety compliance (shielding, personnel dosimetry, equipment registration/licensing as applicable) is checked and documented per statutory requirement. (Record 4-5)</w:t>
+        <w:t>3. Radiation-safety compliance (shielding, personnel dosimetry, equipment registration/licensing as applicable) is checked and documented per statutory requirement.</w:t>
+      </w:r>
+    </w:p>
+    <w:p>
+      <w:r>
+        <w:t>4. For the period equipment is out of service, the Imaging In-Charge arranges a documented contingency (referral to an approved outsourced provider, or an alternate in-house modality where clinically appropriate). (Record 5-6)</w:t>
       </w:r>
     </w:p>
     <w:p>
@@ -422,7 +461,7 @@
     </w:p>
     <w:p>
       <w:r>
-        <w:t>This SOP produces and maintains Records 1-5 (see the AAC.5 Records folder).</w:t>
+        <w:t>This SOP produces and maintains Records 1-6 (see the AAC.5 Records folder).</w:t>
       </w:r>
     </w:p>
     <w:p>
@@ -487,7 +526,7 @@
     </w:p>
     <w:p>
       <w:r>
-        <w:t>This SOP is reviewed at least annually by the Quality Coordinator together with the Imaging In-Charge, and sooner if a critical-result delay, QA finding, or radiation-safety compliance gap occurs.</w:t>
+        <w:t>This SOP is reviewed at least annually by the Quality Coordinator together with the Imaging In-Charge, and sooner if a critical-result delay, QA finding, radiation-safety compliance gap, or equipment-downtime contingency is used.</w:t>
       </w:r>
     </w:p>
     <w:sectPr>

--- a/policies/build/sop_record_masters/AAC/SOP_AAC.5.d_e_f_g_i_imaging_services.docx
+++ b/policies/build/sop_record_masters/AAC/SOP_AAC.5.d_e_f_g_i_imaging_services.docx
@@ -366,6 +366,7 @@
     <w:p>
       <w:pPr>
         <w:pStyle w:val="ListParagraph"/>
+        <w:spacing w:after="200" w:before="40"/>
       </w:pPr>
       <w:r>
         <w:t xml:space="preserve">Government of India, Department of Atomic Energy. (2004). </w:t>
@@ -434,6 +435,7 @@
     <w:p>
       <w:pPr>
         <w:pStyle w:val="ListParagraph"/>
+        <w:spacing w:after="200" w:before="40"/>
       </w:pPr>
       <w:r>
         <w:t xml:space="preserve">Government of India, Department of Atomic Energy. (2004). </w:t>
@@ -499,6 +501,7 @@
     <w:p>
       <w:pPr>
         <w:pStyle w:val="ListParagraph"/>
+        <w:spacing w:after="200" w:before="40"/>
       </w:pPr>
       <w:r>
         <w:t xml:space="preserve">National Accreditation Board for Hospitals and Healthcare Providers. (2022). Standards for Small Healthcare Organisations (3rd ed.). </w:t>

--- a/policies/build/sop_record_masters/AAC/SOP_AAC.5.d_e_f_g_i_imaging_services.docx
+++ b/policies/build/sop_record_masters/AAC/SOP_AAC.5.d_e_f_g_i_imaging_services.docx
@@ -366,10 +366,11 @@
     <w:p>
       <w:pPr>
         <w:pStyle w:val="ListParagraph"/>
-        <w:spacing w:after="200" w:before="40"/>
+        <w:spacing w:after="240" w:before="80"/>
+        <w:contextualSpacing w:val="0"/>
       </w:pPr>
       <w:r>
-        <w:t xml:space="preserve">Government of India, Department of Atomic Energy. (2004). </w:t>
+        <w:t xml:space="preserve">• Government of India, Department of Atomic Energy. (2004). </w:t>
       </w:r>
       <w:hyperlink r:id="rId9">
         <w:r>
@@ -435,10 +436,11 @@
     <w:p>
       <w:pPr>
         <w:pStyle w:val="ListParagraph"/>
-        <w:spacing w:after="200" w:before="40"/>
+        <w:spacing w:after="240" w:before="80"/>
+        <w:contextualSpacing w:val="0"/>
       </w:pPr>
       <w:r>
-        <w:t xml:space="preserve">Government of India, Department of Atomic Energy. (2004). </w:t>
+        <w:t xml:space="preserve">• Government of India, Department of Atomic Energy. (2004). </w:t>
       </w:r>
       <w:hyperlink r:id="rId9">
         <w:r>
@@ -501,10 +503,11 @@
     <w:p>
       <w:pPr>
         <w:pStyle w:val="ListParagraph"/>
-        <w:spacing w:after="200" w:before="40"/>
+        <w:spacing w:after="240" w:before="80"/>
+        <w:contextualSpacing w:val="0"/>
       </w:pPr>
       <w:r>
-        <w:t xml:space="preserve">National Accreditation Board for Hospitals and Healthcare Providers. (2022). Standards for Small Healthcare Organisations (3rd ed.). </w:t>
+        <w:t xml:space="preserve">• National Accreditation Board for Hospitals and Healthcare Providers. (2022). Standards for Small Healthcare Organisations (3rd ed.). </w:t>
       </w:r>
       <w:hyperlink r:id="rId10">
         <w:r>

--- a/policies/build/sop_record_masters/AAC/SOP_AAC.5.d_e_f_g_i_imaging_services.docx
+++ b/policies/build/sop_record_masters/AAC/SOP_AAC.5.d_e_f_g_i_imaging_services.docx
@@ -14,40 +14,9 @@
     </w:p>
     <w:p>
       <w:r>
-        <w:t>«Hospital Name» — Supports AAC.5.d</w:t>
+        <w:t>«Hospital Name» — SOP-AAC.5.d — Version 1.0</w:t>
       </w:r>
     </w:p>
-    <w:p/>
-    <w:tbl>
-      <w:tblPr>
-        <w:tblStyle w:val="TableGrid"/>
-        <w:tblW w:type="auto" w:w="0"/>
-        <w:tblLook w:firstColumn="1" w:firstRow="1" w:lastColumn="0" w:lastRow="0" w:noHBand="0" w:noVBand="1" w:val="04A0"/>
-      </w:tblPr>
-      <w:tblGrid>
-        <w:gridCol w:w="8640"/>
-      </w:tblGrid>
-      <w:tr>
-        <w:tc>
-          <w:tcPr>
-            <w:tcW w:type="dxa" w:w="8640"/>
-          </w:tcPr>
-          <w:p>
-            <w:r>
-              <w:rPr>
-                <w:b/>
-              </w:rPr>
-              <w:t>Why does this SOP exist? (read this first if you're new)</w:t>
-            </w:r>
-          </w:p>
-          <w:p>
-            <w:r>
-              <w:t>This SOP covers six connected imaging requirements in one place: patient safety screening, speed, safety-critical communication with escalation, outsourcing checks, image quality, and equipment/radiation safety including downtime. If you're new to this SOP: radiation-safety compliance is a statutory obligation under the Atomic Energy (Radiation Protection) Rules, 2004, not an optional NABH add-on — it applies whether or not an assessor is checking, and so does the pregnancy/allergy screen before a study proceeds.</w:t>
-            </w:r>
-          </w:p>
-        </w:tc>
-      </w:tr>
-    </w:tbl>
     <w:p/>
     <w:tbl>
       <w:tblPr>
@@ -62,9 +31,6 @@
         <w:gridCol w:w="2160"/>
       </w:tblGrid>
       <w:tr>
-        <w:trPr>
-          <w:cantSplit/>
-        </w:trPr>
         <w:tc>
           <w:tcPr>
             <w:tcW w:type="dxa" w:w="2160"/>
@@ -81,7 +47,7 @@
           </w:tcPr>
           <w:p>
             <w:r>
-              <w:t>«Hospital to define»</w:t>
+              <w:t>SOP-AAC.5.d</w:t>
             </w:r>
           </w:p>
         </w:tc>
@@ -107,9 +73,6 @@
         </w:tc>
       </w:tr>
       <w:tr>
-        <w:trPr>
-          <w:cantSplit/>
-        </w:trPr>
         <w:tc>
           <w:tcPr>
             <w:tcW w:type="dxa" w:w="2160"/>
@@ -151,51 +114,6 @@
           </w:p>
         </w:tc>
       </w:tr>
-      <w:tr>
-        <w:trPr>
-          <w:cantSplit/>
-        </w:trPr>
-        <w:tc>
-          <w:tcPr>
-            <w:tcW w:type="dxa" w:w="2160"/>
-          </w:tcPr>
-          <w:p>
-            <w:r>
-              <w:t>Prepared By</w:t>
-            </w:r>
-          </w:p>
-        </w:tc>
-        <w:tc>
-          <w:tcPr>
-            <w:tcW w:type="dxa" w:w="2160"/>
-          </w:tcPr>
-          <w:p>
-            <w:r>
-              <w:t>Quality Coordinator   Name: ________   Signature: ________</w:t>
-            </w:r>
-          </w:p>
-        </w:tc>
-        <w:tc>
-          <w:tcPr>
-            <w:tcW w:type="dxa" w:w="2160"/>
-          </w:tcPr>
-          <w:p>
-            <w:r>
-              <w:t>Approved By</w:t>
-            </w:r>
-          </w:p>
-        </w:tc>
-        <w:tc>
-          <w:tcPr>
-            <w:tcW w:type="dxa" w:w="2160"/>
-          </w:tcPr>
-          <w:p>
-            <w:r>
-              <w:t>Medical Superintendent   Name: ________   Signature: ________</w:t>
-            </w:r>
-          </w:p>
-        </w:tc>
-      </w:tr>
     </w:tbl>
     <w:p/>
     <w:p>
@@ -206,9 +124,78 @@
         <w:t>1. Purpose</w:t>
       </w:r>
     </w:p>
+    <w:tbl>
+      <w:tblPr>
+        <w:tblStyle w:val="TableGrid"/>
+        <w:tblW w:type="auto" w:w="0"/>
+        <w:tblLook w:firstColumn="1" w:firstRow="1" w:lastColumn="0" w:lastRow="0" w:noHBand="0" w:noVBand="1" w:val="04A0"/>
+      </w:tblPr>
+      <w:tblGrid>
+        <w:gridCol w:w="8640"/>
+      </w:tblGrid>
+      <w:tr>
+        <w:tc>
+          <w:tcPr>
+            <w:tcW w:type="dxa" w:w="8640"/>
+          </w:tcPr>
+          <w:p>
+            <w:r>
+              <w:t>This SOP sets out how «Hospital Name» ensures imaging results are available within a defined time frame, critical imaging findings are intimated immediately with escalation if the first attempt fails, outsourced imaging services are selected on quality assurance grounds, patients are screened for imaging-specific safety risks before the study, an imaging quality assurance programme is implemented, and imaging equipment is calibrated and maintained -- including statutory radiation-safety compliance and a documented contingency when equipment is down.</w:t>
+            </w:r>
+          </w:p>
+        </w:tc>
+      </w:tr>
+    </w:tbl>
+    <w:p/>
+    <w:tbl>
+      <w:tblPr>
+        <w:tblStyle w:val="TableGrid"/>
+        <w:tblW w:type="auto" w:w="0"/>
+        <w:tblLook w:firstColumn="1" w:firstRow="1" w:lastColumn="0" w:lastRow="0" w:noHBand="0" w:noVBand="1" w:val="04A0"/>
+      </w:tblPr>
+      <w:tblGrid>
+        <w:gridCol w:w="8640"/>
+      </w:tblGrid>
+      <w:tr>
+        <w:tc>
+          <w:tcPr>
+            <w:tcW w:type="dxa" w:w="8640"/>
+          </w:tcPr>
+          <w:p>
+            <w:r>
+              <w:t>A patient of childbearing age is due for an X-ray and nobody has asked about pregnancy. This SOP is what requires that screen to happen and be documented before the study goes ahead -- not discovered as a problem afterward.</w:t>
+            </w:r>
+          </w:p>
+        </w:tc>
+      </w:tr>
+    </w:tbl>
+    <w:p/>
+    <w:tbl>
+      <w:tblPr>
+        <w:tblStyle w:val="TableGrid"/>
+        <w:tblW w:type="auto" w:w="0"/>
+        <w:tblLook w:firstColumn="1" w:firstRow="1" w:lastColumn="0" w:lastRow="0" w:noHBand="0" w:noVBand="1" w:val="04A0"/>
+      </w:tblPr>
+      <w:tblGrid>
+        <w:gridCol w:w="8640"/>
+      </w:tblGrid>
+      <w:tr>
+        <w:tc>
+          <w:tcPr>
+            <w:tcW w:type="dxa" w:w="8640"/>
+          </w:tcPr>
+          <w:p>
+            <w:r>
+              <w:t>We do this because an imaging study that goes ahead without checking whether it's actually safe for this particular patient -- an unnecessary radiation exposure, a contrast study on someone with a known allergy -- turns a diagnostic step into the injury it was meant to help prevent.</w:t>
+            </w:r>
+          </w:p>
+        </w:tc>
+      </w:tr>
+    </w:tbl>
+    <w:p/>
     <w:p>
       <w:r>
-        <w:t>This SOP sets out how «Hospital Name» ensures imaging results are available within a defined time frame, critical imaging findings are intimated immediately with escalation if the first attempt fails, outsourced imaging services are selected on quality assurance grounds, patients are screened for imaging-specific safety risks before the study, an imaging quality assurance programme is implemented, and imaging equipment is calibrated and maintained — including compliance with statutory radiation-safety requirements and a documented contingency when equipment is down.</w:t>
+        <w:t>To define how «Hospital Name» manages imaging turnaround time, critical results, outsourcing, quality assurance, equipment calibration and radiation-safety compliance.</w:t>
       </w:r>
     </w:p>
     <w:p>
@@ -221,7 +208,18 @@
     </w:p>
     <w:p>
       <w:r>
-        <w:t>This SOP applies to the Imaging/Radiology In-Charge, radiology staff, and every clinician ordering or outsourcing an imaging study at «Hospital Name».</w:t>
+        <w:rPr>
+          <w:i/>
+        </w:rPr>
+        <w:t xml:space="preserve">Why: </w:t>
+      </w:r>
+      <w:r>
+        <w:t>so the Imaging In-Charge and every ordering or outsourcing clinician follow the same safety and quality standard.</w:t>
+      </w:r>
+    </w:p>
+    <w:p>
+      <w:r>
+        <w:t>Applies to the Imaging/Radiology In-Charge, radiology staff, and every clinician ordering or outsourcing an imaging study.</w:t>
       </w:r>
     </w:p>
     <w:p>
@@ -235,12 +233,23 @@
     <w:p>
       <w:r>
         <w:rPr>
+          <w:i/>
+        </w:rPr>
+        <w:t xml:space="preserve">Why: </w:t>
+      </w:r>
+      <w:r>
+        <w:t>an unscreened patient, an unescalated critical finding, or an uncalibrated scanner each turns a diagnostic step into a risk.</w:t>
+      </w:r>
+    </w:p>
+    <w:p>
+      <w:r>
+        <w:rPr>
           <w:b/>
         </w:rPr>
         <w:t xml:space="preserve">Imaging In-Charge: </w:t>
       </w:r>
       <w:r>
-        <w:t>monitors turnaround time, maintains the critical-finding list, runs the pre-imaging safety screen, runs the imaging QA programme, and maintains the equipment calibration schedule including statutory radiation-safety compliance and downtime contingency.</w:t>
+        <w:t>Monitors turnaround time, maintains the critical-finding list, runs the pre-imaging safety screen, runs the imaging QA programme, and maintains the equipment calibration schedule including statutory radiation-safety compliance and downtime contingency.</w:t>
       </w:r>
     </w:p>
     <w:p>
@@ -251,7 +260,7 @@
         <w:t xml:space="preserve">Medical Superintendent: </w:t>
       </w:r>
       <w:r>
-        <w:t>approves outsourced imaging providers and reviews the QA programme at least annually.</w:t>
+        <w:t>Approves outsourced imaging providers and reviews the QA programme at least annually.</w:t>
       </w:r>
     </w:p>
     <w:p>
@@ -259,7 +268,7 @@
         <w:pStyle w:val="Heading1"/>
       </w:pPr>
       <w:r>
-        <w:t>4. Procedure</w:t>
+        <w:t>4. What to do</w:t>
       </w:r>
     </w:p>
     <w:p>
@@ -267,28 +276,28 @@
         <w:pStyle w:val="Heading2"/>
       </w:pPr>
       <w:r>
-        <w:t>4.1 Screen the patient before imaging</w:t>
+        <w:t>Screen the patient before imaging</w:t>
       </w:r>
     </w:p>
     <w:p>
       <w:r>
         <w:rPr>
-          <w:b/>
+          <w:i/>
         </w:rPr>
-        <w:t xml:space="preserve">Why this step matters: </w:t>
+        <w:t xml:space="preserve">Why: </w:t>
       </w:r>
       <w:r>
-        <w:t>An imaging study that goes ahead without checking whether it's actually safe for this particular patient — an unnecessary radiation exposure to a pregnant patient, a contrast study on someone with a known allergy — turns a diagnostic step into the injury it was meant to help prevent.</w:t>
+        <w:t>An imaging study that goes ahead without checking whether it's actually safe for this particular patient -- an unnecessary radiation exposure to a pregnant patient, a contrast study on someone with a known allergy -- turns a diagnostic step into the injury it was meant to help prevent.</w:t>
       </w:r>
     </w:p>
     <w:p>
       <w:r>
-        <w:t>1. Before any radiation-based study, pregnancy status is screened and documented for a patient of childbearing age, per the ALARA (as low as reasonably achievable) principle.</w:t>
+        <w:t>Before any radiation-based study, pregnancy status is screened and documented for a patient of childbearing age, following the ALARA (as low as reasonably achievable) principle.</w:t>
       </w:r>
     </w:p>
     <w:p>
       <w:r>
-        <w:t>2. Before any contrast-enhanced study, known allergy and relevant renal history are screened and documented. (Record 1)</w:t>
+        <w:t>Before any contrast-enhanced study, known allergy and relevant renal history are screened and documented.</w:t>
       </w:r>
     </w:p>
     <w:p>
@@ -296,33 +305,33 @@
         <w:pStyle w:val="Heading2"/>
       </w:pPr>
       <w:r>
-        <w:t>4.2 Turnaround time and critical results, with escalation</w:t>
+        <w:t>Turnaround time and critical results, with escalation</w:t>
       </w:r>
     </w:p>
     <w:p>
       <w:r>
         <w:rPr>
-          <w:b/>
+          <w:i/>
         </w:rPr>
-        <w:t xml:space="preserve">Why this step matters: </w:t>
+        <w:t xml:space="preserve">Why: </w:t>
       </w:r>
       <w:r>
-        <w:t>An imaging finding that could change immediate management — a pneumothorax, a fracture needing urgent reduction — is only useful if it reaches the clinician fast, and a single unanswered call cannot be where that process stops.</w:t>
+        <w:t>An imaging finding that could change immediate management -- a pneumothorax, a fracture needing urgent reduction -- is only useful if it reaches the clinician fast, and a single unanswered call cannot be where that process stops.</w:t>
       </w:r>
     </w:p>
     <w:p>
       <w:r>
-        <w:t>1. Each imaging modality has a defined turnaround time from study completion to report availability, tracked against the target.</w:t>
+        <w:t>Each imaging modality has a defined turnaround time from study completion to report availability, tracked against the target.</w:t>
       </w:r>
     </w:p>
     <w:p>
       <w:r>
-        <w:t>2. Critical imaging findings are defined on a written list and communicated directly to the treating clinician immediately, with the communication logged.</w:t>
+        <w:t>Critical imaging findings are defined on a written list and communicated directly to the treating clinician immediately, with the communication logged.</w:t>
       </w:r>
     </w:p>
     <w:p>
       <w:r>
-        <w:t>3. If the treating clinician cannot be reached within a defined time, the Imaging In-Charge escalates to the next person on the on-call list, with every attempt logged. (Record 2-3)</w:t>
+        <w:t>If the treating clinician cannot be reached within a defined time, the Imaging In-Charge escalates to the next person on the on-call list, with every attempt logged.</w:t>
       </w:r>
     </w:p>
     <w:p>
@@ -330,15 +339,15 @@
         <w:pStyle w:val="Heading2"/>
       </w:pPr>
       <w:r>
-        <w:t>4.3 Outsourcing imaging services</w:t>
+        <w:t>Outsourcing imaging services</w:t>
       </w:r>
     </w:p>
     <w:p>
       <w:r>
         <w:rPr>
-          <w:b/>
+          <w:i/>
         </w:rPr>
-        <w:t xml:space="preserve">Why this step matters: </w:t>
+        <w:t xml:space="preserve">Why: </w:t>
       </w:r>
       <w:r>
         <w:t>Sending a patient to an external imaging centre with no check on its quality assurance or radiation-safety compliance passes that risk straight to the patient.</w:t>
@@ -346,43 +355,12 @@
     </w:p>
     <w:p>
       <w:r>
-        <w:t>1. Before imaging is outsourced, the receiving facility's quality assurance credentials and radiation-safety compliance are verified and kept on file.</w:t>
+        <w:t>Before imaging is outsourced, the receiving facility's quality assurance credentials and radiation-safety compliance are verified and kept on file.</w:t>
       </w:r>
     </w:p>
     <w:p>
       <w:r>
-        <w:t>2. The approved outsourced-imaging list is reviewed at least annually. (Record 4)</w:t>
-      </w:r>
-    </w:p>
-    <w:p>
-      <w:r>
-        <w:rPr>
-          <w:b/>
-          <w:i/>
-        </w:rPr>
-        <w:t xml:space="preserve">Technical source(s) for these steps: </w:t>
-      </w:r>
-    </w:p>
-    <w:p>
-      <w:pPr>
-        <w:pStyle w:val="ListParagraph"/>
-        <w:spacing w:after="240" w:before="80"/>
-        <w:contextualSpacing w:val="0"/>
-      </w:pPr>
-      <w:r>
-        <w:t xml:space="preserve">• Government of India, Department of Atomic Energy. (2004). </w:t>
-      </w:r>
-      <w:hyperlink r:id="rId9">
-        <w:r>
-          <w:rPr>
-            <w:color w:val="0563C1"/>
-            <w:u w:val="single"/>
-          </w:rPr>
-          <w:t>Atomic Energy (Radiation Protection) Rules, 2004 (G.S.R. 303, 25-Aug-2004)</w:t>
-        </w:r>
-      </w:hyperlink>
-      <w:r>
-        <w:t>. Statutory radiation-safety requirement administered by the Atomic Energy Regulatory Board (AERB); applies to diagnostic X-ray and imaging equipment.</w:t>
+        <w:t>The approved outsourced-imaging list is reviewed at least annually.</w:t>
       </w:r>
     </w:p>
     <w:p>
@@ -390,15 +368,15 @@
         <w:pStyle w:val="Heading2"/>
       </w:pPr>
       <w:r>
-        <w:t>4.4 Quality assurance, calibration, radiation safety, and downtime</w:t>
+        <w:t>Quality assurance, calibration, radiation safety, and downtime</w:t>
       </w:r>
     </w:p>
     <w:p>
       <w:r>
         <w:rPr>
-          <w:b/>
+          <w:i/>
         </w:rPr>
-        <w:t xml:space="preserve">Why this step matters: </w:t>
+        <w:t xml:space="preserve">Why: </w:t>
       </w:r>
       <w:r>
         <w:t>Imaging equipment that is neither quality-checked nor calibrated can produce a misleading image, unmanaged radiation output is a statutory safety failure on top of a clinical one, and equipment taken offline with no plan turns a technical fault into an access gap.</w:t>
@@ -406,53 +384,22 @@
     </w:p>
     <w:p>
       <w:r>
-        <w:t>1. The imaging QA programme includes periodic image-quality checks against a defined standard, documented and reviewed.</w:t>
+        <w:t>The imaging QA programme includes periodic image-quality checks against a defined standard, documented and reviewed.</w:t>
       </w:r>
     </w:p>
     <w:p>
       <w:r>
-        <w:t>2. Every imaging equipment item has a defined calibration and preventive-maintenance schedule, carried out and logged, with equipment taken out of service immediately if found out of calibration.</w:t>
+        <w:t>Every imaging equipment item has a defined calibration and preventive-maintenance schedule, carried out and logged, with equipment taken out of service immediately if found out of calibration.</w:t>
       </w:r>
     </w:p>
     <w:p>
       <w:r>
-        <w:t>3. Radiation-safety compliance (shielding, personnel dosimetry, equipment registration/licensing as applicable) is checked and documented per statutory requirement.</w:t>
+        <w:t>Radiation-safety compliance -- shielding, personnel dosimetry, equipment registration/licensing as applicable -- is checked and documented per statutory requirement.</w:t>
       </w:r>
     </w:p>
     <w:p>
       <w:r>
-        <w:t>4. For the period equipment is out of service, the Imaging In-Charge arranges a documented contingency (referral to an approved outsourced provider, or an alternate in-house modality where clinically appropriate). (Record 5-6)</w:t>
-      </w:r>
-    </w:p>
-    <w:p>
-      <w:r>
-        <w:rPr>
-          <w:b/>
-          <w:i/>
-        </w:rPr>
-        <w:t xml:space="preserve">Technical source(s) for these steps: </w:t>
-      </w:r>
-    </w:p>
-    <w:p>
-      <w:pPr>
-        <w:pStyle w:val="ListParagraph"/>
-        <w:spacing w:after="240" w:before="80"/>
-        <w:contextualSpacing w:val="0"/>
-      </w:pPr>
-      <w:r>
-        <w:t xml:space="preserve">• Government of India, Department of Atomic Energy. (2004). </w:t>
-      </w:r>
-      <w:hyperlink r:id="rId9">
-        <w:r>
-          <w:rPr>
-            <w:color w:val="0563C1"/>
-            <w:u w:val="single"/>
-          </w:rPr>
-          <w:t>Atomic Energy (Radiation Protection) Rules, 2004 (G.S.R. 303, 25-Aug-2004)</w:t>
-        </w:r>
-      </w:hyperlink>
-      <w:r>
-        <w:t>. Statutory radiation-safety requirement administered by the Atomic Energy Regulatory Board (AERB); applies to diagnostic X-ray and imaging equipment.</w:t>
+        <w:t>For the period equipment is out of service, the Imaging In-Charge arranges a documented contingency (referral to an approved outsourced provider, or an alternate in-house modality where clinically appropriate).</w:t>
       </w:r>
     </w:p>
     <w:p>
@@ -473,7 +420,7 @@
         <w:pStyle w:val="Heading1"/>
       </w:pPr>
       <w:r>
-        <w:t>6. Related Documents</w:t>
+        <w:t>6. Related SOPs</w:t>
       </w:r>
     </w:p>
     <w:p>
@@ -481,7 +428,70 @@
         <w:pStyle w:val="ListParagraph"/>
       </w:pPr>
       <w:r>
-        <w:t>Policy on Imaging and Diagnostic Services (AAC.5) — this SOP operationalises steps 5.4, 5.5, 5.6, 5.7 and 5.9</w:t>
+        <w:t>Policy on Imaging and Diagnostic Services (AAC.5)</w:t>
+      </w:r>
+    </w:p>
+    <w:p>
+      <w:pPr>
+        <w:pStyle w:val="Heading1"/>
+      </w:pPr>
+      <w:r>
+        <w:t>7. Review</w:t>
+      </w:r>
+    </w:p>
+    <w:p>
+      <w:r>
+        <w:t>This SOP is reviewed at least annually by the Quality Coordinator together with the Imaging In-Charge, and sooner if a critical-result delay, QA finding, radiation-safety compliance gap, or equipment-downtime contingency is used.</w:t>
+      </w:r>
+    </w:p>
+    <w:p>
+      <w:r>
+        <w:br w:type="page"/>
+      </w:r>
+    </w:p>
+    <w:p>
+      <w:pPr>
+        <w:pStyle w:val="Heading1"/>
+      </w:pPr>
+      <w:r>
+        <w:t>Appendix — NABH Standard Cross-Reference and Evidence Basis</w:t>
+      </w:r>
+    </w:p>
+    <w:p>
+      <w:r>
+        <w:t>For the Quality Coordinator and NABH assessment use only. The reasoning and real-world triggers for each requirement are already in the body above -- this appendix adds only what the body deliberately leaves out: the exact objective-element code, how this SOP's scope is kept separate from neighbouring standards, and the verified technical source for anything cited.</w:t>
+      </w:r>
+    </w:p>
+    <w:p>
+      <w:pPr>
+        <w:pStyle w:val="Heading2"/>
+      </w:pPr>
+      <w:r>
+        <w:t>Screen the patient before imaging — AAC.5.d</w:t>
+      </w:r>
+    </w:p>
+    <w:p>
+      <w:pPr>
+        <w:pStyle w:val="Heading2"/>
+      </w:pPr>
+      <w:r>
+        <w:t>Turnaround time and critical results, with escalation — AAC.5.e</w:t>
+      </w:r>
+    </w:p>
+    <w:p>
+      <w:pPr>
+        <w:pStyle w:val="Heading2"/>
+      </w:pPr>
+      <w:r>
+        <w:t>Outsourcing imaging services — AAC.5.f</w:t>
+      </w:r>
+    </w:p>
+    <w:p>
+      <w:r>
+        <w:rPr>
+          <w:i/>
+        </w:rPr>
+        <w:t>Verified source(s):</w:t>
       </w:r>
     </w:p>
     <w:p>
@@ -489,25 +499,80 @@
         <w:pStyle w:val="ListParagraph"/>
       </w:pPr>
       <w:r>
-        <w:t>Required Records — AAC.5.d, AAC.5.e, AAC.5.f, AAC.5.g, AAC.5.i (see AAC.5 Records folder)</w:t>
+        <w:t xml:space="preserve">• </w:t>
+      </w:r>
+      <w:r>
+        <w:t xml:space="preserve">Government of India, Department of Atomic Energy. (2004). </w:t>
+      </w:r>
+      <w:hyperlink r:id="rId9">
+        <w:r>
+          <w:rPr>
+            <w:color w:val="0563C1"/>
+            <w:u w:val="single"/>
+          </w:rPr>
+          <w:t>Atomic Energy (Radiation Protection) Rules, 2004</w:t>
+        </w:r>
+      </w:hyperlink>
+      <w:r>
+        <w:t xml:space="preserve"> (G.S.R. 303, 25-Aug-2004). Statutory radiation-safety requirement administered by the Atomic Energy Regulatory Board (AERB); applies to diagnostic X-ray and imaging equipment.</w:t>
       </w:r>
     </w:p>
     <w:p>
       <w:pPr>
-        <w:pStyle w:val="Heading1"/>
+        <w:pStyle w:val="Heading2"/>
       </w:pPr>
       <w:r>
-        <w:t>7. Where This SOP's Requirements Come From (Verified Sources)</w:t>
+        <w:t>Quality assurance, calibration, radiation safety, and downtime — AAC.5.g</w:t>
+      </w:r>
+    </w:p>
+    <w:p>
+      <w:r>
+        <w:rPr>
+          <w:i/>
+        </w:rPr>
+        <w:t>Verified source(s):</w:t>
       </w:r>
     </w:p>
     <w:p>
       <w:pPr>
         <w:pStyle w:val="ListParagraph"/>
-        <w:spacing w:after="240" w:before="80"/>
-        <w:contextualSpacing w:val="0"/>
       </w:pPr>
       <w:r>
-        <w:t xml:space="preserve">• National Accreditation Board for Hospitals and Healthcare Providers. (2022). Standards for Small Healthcare Organisations (3rd ed.). </w:t>
+        <w:t xml:space="preserve">• </w:t>
+      </w:r>
+      <w:r>
+        <w:t xml:space="preserve">Government of India, Department of Atomic Energy. (2004). </w:t>
+      </w:r>
+      <w:hyperlink r:id="rId9">
+        <w:r>
+          <w:rPr>
+            <w:color w:val="0563C1"/>
+            <w:u w:val="single"/>
+          </w:rPr>
+          <w:t>Atomic Energy (Radiation Protection) Rules, 2004</w:t>
+        </w:r>
+      </w:hyperlink>
+      <w:r>
+        <w:t xml:space="preserve"> (G.S.R. 303, 25-Aug-2004). Statutory radiation-safety requirement administered by the Atomic Energy Regulatory Board (AERB); applies to diagnostic X-ray and imaging equipment.</w:t>
+      </w:r>
+    </w:p>
+    <w:p>
+      <w:pPr>
+        <w:pStyle w:val="Heading2"/>
+      </w:pPr>
+      <w:r>
+        <w:t>Full reference list</w:t>
+      </w:r>
+    </w:p>
+    <w:p>
+      <w:pPr>
+        <w:pStyle w:val="ListParagraph"/>
+      </w:pPr>
+      <w:r>
+        <w:t xml:space="preserve">• </w:t>
+      </w:r>
+      <w:r>
+        <w:t xml:space="preserve">National Accreditation Board for Hospitals and Healthcare Providers. (2022). Standards for Small Healthcare Organisations (3rd ed.). </w:t>
       </w:r>
       <w:hyperlink r:id="rId10">
         <w:r>
@@ -524,15 +589,25 @@
     </w:p>
     <w:p>
       <w:pPr>
-        <w:pStyle w:val="Heading1"/>
+        <w:pStyle w:val="ListParagraph"/>
       </w:pPr>
       <w:r>
-        <w:t>8. Review</w:t>
+        <w:t xml:space="preserve">• </w:t>
       </w:r>
-    </w:p>
-    <w:p>
       <w:r>
-        <w:t>This SOP is reviewed at least annually by the Quality Coordinator together with the Imaging In-Charge, and sooner if a critical-result delay, QA finding, radiation-safety compliance gap, or equipment-downtime contingency is used.</w:t>
+        <w:t xml:space="preserve">Government of India, Department of Atomic Energy. (2004). </w:t>
+      </w:r>
+      <w:hyperlink r:id="rId9">
+        <w:r>
+          <w:rPr>
+            <w:color w:val="0563C1"/>
+            <w:u w:val="single"/>
+          </w:rPr>
+          <w:t>Atomic Energy (Radiation Protection) Rules, 2004</w:t>
+        </w:r>
+      </w:hyperlink>
+      <w:r>
+        <w:t xml:space="preserve"> (G.S.R. 303, 25-Aug-2004). Statutory radiation-safety requirement administered by the Atomic Energy Regulatory Board (AERB); applies to diagnostic X-ray and imaging equipment.</w:t>
       </w:r>
     </w:p>
     <w:sectPr>

--- a/policies/build/sop_record_masters/AAC/SOP_AAC.5.d_e_f_g_i_imaging_services.docx
+++ b/policies/build/sop_record_masters/AAC/SOP_AAC.5.d_e_f_g_i_imaging_services.docx
@@ -208,12 +208,6 @@
     </w:p>
     <w:p>
       <w:r>
-        <w:rPr>
-          <w:i/>
-        </w:rPr>
-        <w:t xml:space="preserve">Why: </w:t>
-      </w:r>
-      <w:r>
         <w:t>so the Imaging In-Charge and every ordering or outsourcing clinician follow the same safety and quality standard.</w:t>
       </w:r>
     </w:p>
@@ -231,12 +225,6 @@
       </w:r>
     </w:p>
     <w:p>
-      <w:r>
-        <w:rPr>
-          <w:i/>
-        </w:rPr>
-        <w:t xml:space="preserve">Why: </w:t>
-      </w:r>
       <w:r>
         <w:t>an unscreened patient, an unescalated critical finding, or an uncalibrated scanner each turns a diagnostic step into a risk.</w:t>
       </w:r>
@@ -281,12 +269,6 @@
     </w:p>
     <w:p>
       <w:r>
-        <w:rPr>
-          <w:i/>
-        </w:rPr>
-        <w:t xml:space="preserve">Why: </w:t>
-      </w:r>
-      <w:r>
         <w:t>An imaging study that goes ahead without checking whether it's actually safe for this particular patient -- an unnecessary radiation exposure to a pregnant patient, a contrast study on someone with a known allergy -- turns a diagnostic step into the injury it was meant to help prevent.</w:t>
       </w:r>
     </w:p>
@@ -309,12 +291,6 @@
       </w:r>
     </w:p>
     <w:p>
-      <w:r>
-        <w:rPr>
-          <w:i/>
-        </w:rPr>
-        <w:t xml:space="preserve">Why: </w:t>
-      </w:r>
       <w:r>
         <w:t>An imaging finding that could change immediate management -- a pneumothorax, a fracture needing urgent reduction -- is only useful if it reaches the clinician fast, and a single unanswered call cannot be where that process stops.</w:t>
       </w:r>
@@ -344,12 +320,6 @@
     </w:p>
     <w:p>
       <w:r>
-        <w:rPr>
-          <w:i/>
-        </w:rPr>
-        <w:t xml:space="preserve">Why: </w:t>
-      </w:r>
-      <w:r>
         <w:t>Sending a patient to an external imaging centre with no check on its quality assurance or radiation-safety compliance passes that risk straight to the patient.</w:t>
       </w:r>
     </w:p>
@@ -372,12 +342,6 @@
       </w:r>
     </w:p>
     <w:p>
-      <w:r>
-        <w:rPr>
-          <w:i/>
-        </w:rPr>
-        <w:t xml:space="preserve">Why: </w:t>
-      </w:r>
       <w:r>
         <w:t>Imaging equipment that is neither quality-checked nor calibrated can produce a misleading image, unmanaged radiation output is a statutory safety failure on top of a clinical one, and equipment taken offline with no plan turns a technical fault into an access gap.</w:t>
       </w:r>
